--- a/mdfahim_FINAL_guide.docx
+++ b/mdfahim_FINAL_guide.docx
@@ -5591,6 +5591,1306 @@
         <w:t>Monitoring — SSL expiry, broken links weekly check</w:t>
       </w:r>
     </w:p>
+    <w:p>
+      <w:r>
+        <w:br w:type="page"/>
+      </w:r>
+    </w:p>
+    <w:p>
+      <w:pPr>
+        <w:spacing w:before="360" w:after="120"/>
+        <w:pBdr>
+          <w:bottom w:val="single" w:sz="6" w:space="1" w:color="005AAA"/>
+        </w:pBdr>
+      </w:pPr>
+      <w:r>
+        <w:rPr>
+          <w:b/>
+          <w:color w:val="005AAA"/>
+          <w:sz w:val="36"/>
+        </w:rPr>
+        <w:t>16. Artifacts — Workflow Output Save করা</w:t>
+      </w:r>
+    </w:p>
+    <w:p>
+      <w:pPr>
+        <w:spacing w:after="80"/>
+      </w:pPr>
+      <w:r>
+        <w:rPr>
+          <w:sz w:val="20"/>
+        </w:rPr>
+        <w:t>Artifact মানে হলো workflow run এর output file save করা — যেটা পরে download করা যায়। ৯০ দিনের জন্য সব scan result save থাকবে।</w:t>
+      </w:r>
+    </w:p>
+    <w:p>
+      <w:pPr>
+        <w:spacing w:before="240" w:after="80"/>
+      </w:pPr>
+      <w:r>
+        <w:rPr>
+          <w:b/>
+          <w:color w:val="008246"/>
+          <w:sz w:val="26"/>
+        </w:rPr>
+        <w:t>Artifacts কীভাবে কাজ করে</w:t>
+      </w:r>
+    </w:p>
+    <w:p>
+      <w:pPr>
+        <w:spacing w:before="40" w:after="40"/>
+        <w:ind w:left="432"/>
+        <w:shd w:val="clear" w:color="auto" w:fill="EEEEEE"/>
+      </w:pPr>
+      <w:r>
+        <w:rPr>
+          <w:rFonts w:ascii="Courier New" w:hAnsi="Courier New"/>
+          <w:color w:val="141414"/>
+          <w:sz w:val="18"/>
+        </w:rPr>
+        <w:t>git push → workflow run হয় → report তৈরি হয়</w:t>
+        <w:br/>
+        <w:t xml:space="preserve">                                    ↓</w:t>
+        <w:br/>
+        <w:t xml:space="preserve">                          Artifact হিসেবে save হয়</w:t>
+        <w:br/>
+        <w:t xml:space="preserve">                                    ↓</w:t>
+        <w:br/>
+        <w:t xml:space="preserve">                    GitHub Actions → run → Artifacts section</w:t>
+        <w:br/>
+        <w:t xml:space="preserve">                                    ↓</w:t>
+        <w:br/>
+        <w:t xml:space="preserve">                          Download করা যাবে যেকোনো সময়</w:t>
+      </w:r>
+    </w:p>
+    <w:p>
+      <w:pPr>
+        <w:spacing w:before="40" w:after="40"/>
+        <w:ind w:left="432"/>
+        <w:shd w:val="clear" w:color="auto" w:fill="E8F5E9"/>
+      </w:pPr>
+      <w:r>
+        <w:rPr>
+          <w:i/>
+          <w:color w:val="006432"/>
+          <w:sz w:val="18"/>
+        </w:rPr>
+        <w:t>✅ আজকে htmlhint-report-58 artifact সফলভাবে save হয়েছে — [] মানে 0 errors, HTML পারফেক্ট!</w:t>
+      </w:r>
+    </w:p>
+    <w:p>
+      <w:pPr>
+        <w:spacing w:before="240" w:after="80"/>
+      </w:pPr>
+      <w:r>
+        <w:rPr>
+          <w:b/>
+          <w:color w:val="008246"/>
+          <w:sz w:val="26"/>
+        </w:rPr>
+        <w:t>কোন কোন Workflow এ Artifact আছে</w:t>
+      </w:r>
+    </w:p>
+    <w:tbl>
+      <w:tblPr>
+        <w:tblStyle w:val="TableGrid"/>
+        <w:tblW w:type="auto" w:w="0"/>
+        <w:tblLook w:firstColumn="1" w:firstRow="1" w:lastColumn="0" w:lastRow="0" w:noHBand="0" w:noVBand="1" w:val="04A0"/>
+      </w:tblPr>
+      <w:tblGrid>
+        <w:gridCol w:w="2196"/>
+        <w:gridCol w:w="2196"/>
+        <w:gridCol w:w="2196"/>
+        <w:gridCol w:w="2196"/>
+      </w:tblGrid>
+      <w:tr>
+        <w:tc>
+          <w:tcPr>
+            <w:tcW w:type="dxa" w:w="2196"/>
+            <w:shd w:val="clear" w:color="auto" w:fill="0064B4"/>
+          </w:tcPr>
+          <w:p>
+            <w:r>
+              <w:rPr>
+                <w:b/>
+                <w:color w:val="FFFFFF"/>
+                <w:sz w:val="18"/>
+              </w:rPr>
+              <w:t>Workflow</w:t>
+            </w:r>
+          </w:p>
+        </w:tc>
+        <w:tc>
+          <w:tcPr>
+            <w:tcW w:type="dxa" w:w="2196"/>
+            <w:shd w:val="clear" w:color="auto" w:fill="0064B4"/>
+          </w:tcPr>
+          <w:p>
+            <w:r>
+              <w:rPr>
+                <w:b/>
+                <w:color w:val="FFFFFF"/>
+                <w:sz w:val="18"/>
+              </w:rPr>
+              <w:t>Artifact Name</w:t>
+            </w:r>
+          </w:p>
+        </w:tc>
+        <w:tc>
+          <w:tcPr>
+            <w:tcW w:type="dxa" w:w="2196"/>
+            <w:shd w:val="clear" w:color="auto" w:fill="0064B4"/>
+          </w:tcPr>
+          <w:p>
+            <w:r>
+              <w:rPr>
+                <w:b/>
+                <w:color w:val="FFFFFF"/>
+                <w:sz w:val="18"/>
+              </w:rPr>
+              <w:t>কী save হয়</w:t>
+            </w:r>
+          </w:p>
+        </w:tc>
+        <w:tc>
+          <w:tcPr>
+            <w:tcW w:type="dxa" w:w="2196"/>
+            <w:shd w:val="clear" w:color="auto" w:fill="0064B4"/>
+          </w:tcPr>
+          <w:p>
+            <w:r>
+              <w:rPr>
+                <w:b/>
+                <w:color w:val="FFFFFF"/>
+                <w:sz w:val="18"/>
+              </w:rPr>
+              <w:t>Retention</w:t>
+            </w:r>
+          </w:p>
+        </w:tc>
+      </w:tr>
+      <w:tr>
+        <w:tc>
+          <w:tcPr>
+            <w:tcW w:type="dxa" w:w="2196"/>
+            <w:shd w:val="clear" w:color="auto" w:fill="F0F4FF"/>
+          </w:tcPr>
+          <w:p>
+            <w:r>
+              <w:rPr>
+                <w:sz w:val="18"/>
+              </w:rPr>
+              <w:t>code-quality.yml</w:t>
+            </w:r>
+          </w:p>
+        </w:tc>
+        <w:tc>
+          <w:tcPr>
+            <w:tcW w:type="dxa" w:w="2196"/>
+            <w:shd w:val="clear" w:color="auto" w:fill="F0F4FF"/>
+          </w:tcPr>
+          <w:p>
+            <w:r>
+              <w:rPr>
+                <w:sz w:val="18"/>
+              </w:rPr>
+              <w:t>htmlhint-report-{run_number}</w:t>
+            </w:r>
+          </w:p>
+        </w:tc>
+        <w:tc>
+          <w:tcPr>
+            <w:tcW w:type="dxa" w:w="2196"/>
+            <w:shd w:val="clear" w:color="auto" w:fill="F0F4FF"/>
+          </w:tcPr>
+          <w:p>
+            <w:r>
+              <w:rPr>
+                <w:sz w:val="18"/>
+              </w:rPr>
+              <w:t>HTML error report (JSON)</w:t>
+            </w:r>
+          </w:p>
+        </w:tc>
+        <w:tc>
+          <w:tcPr>
+            <w:tcW w:type="dxa" w:w="2196"/>
+            <w:shd w:val="clear" w:color="auto" w:fill="F0F4FF"/>
+          </w:tcPr>
+          <w:p>
+            <w:r>
+              <w:rPr>
+                <w:sz w:val="18"/>
+              </w:rPr>
+              <w:t>90 days</w:t>
+            </w:r>
+          </w:p>
+        </w:tc>
+      </w:tr>
+      <w:tr>
+        <w:tc>
+          <w:tcPr>
+            <w:tcW w:type="dxa" w:w="2196"/>
+            <w:shd w:val="clear" w:color="auto" w:fill="FFFFFF"/>
+          </w:tcPr>
+          <w:p>
+            <w:r>
+              <w:rPr>
+                <w:sz w:val="18"/>
+              </w:rPr>
+              <w:t>dependencies-scan.yml</w:t>
+            </w:r>
+          </w:p>
+        </w:tc>
+        <w:tc>
+          <w:tcPr>
+            <w:tcW w:type="dxa" w:w="2196"/>
+            <w:shd w:val="clear" w:color="auto" w:fill="FFFFFF"/>
+          </w:tcPr>
+          <w:p>
+            <w:r>
+              <w:rPr>
+                <w:sz w:val="18"/>
+              </w:rPr>
+              <w:t>trivy-report-{run_number}</w:t>
+            </w:r>
+          </w:p>
+        </w:tc>
+        <w:tc>
+          <w:tcPr>
+            <w:tcW w:type="dxa" w:w="2196"/>
+            <w:shd w:val="clear" w:color="auto" w:fill="FFFFFF"/>
+          </w:tcPr>
+          <w:p>
+            <w:r>
+              <w:rPr>
+                <w:sz w:val="18"/>
+              </w:rPr>
+              <w:t>Vulnerability scan report (JSON)</w:t>
+            </w:r>
+          </w:p>
+        </w:tc>
+        <w:tc>
+          <w:tcPr>
+            <w:tcW w:type="dxa" w:w="2196"/>
+            <w:shd w:val="clear" w:color="auto" w:fill="FFFFFF"/>
+          </w:tcPr>
+          <w:p>
+            <w:r>
+              <w:rPr>
+                <w:sz w:val="18"/>
+              </w:rPr>
+              <w:t>90 days</w:t>
+            </w:r>
+          </w:p>
+        </w:tc>
+      </w:tr>
+      <w:tr>
+        <w:tc>
+          <w:tcPr>
+            <w:tcW w:type="dxa" w:w="2196"/>
+            <w:shd w:val="clear" w:color="auto" w:fill="F0F4FF"/>
+          </w:tcPr>
+          <w:p>
+            <w:r>
+              <w:rPr>
+                <w:sz w:val="18"/>
+              </w:rPr>
+              <w:t>docker-lint.yml</w:t>
+            </w:r>
+          </w:p>
+        </w:tc>
+        <w:tc>
+          <w:tcPr>
+            <w:tcW w:type="dxa" w:w="2196"/>
+            <w:shd w:val="clear" w:color="auto" w:fill="F0F4FF"/>
+          </w:tcPr>
+          <w:p>
+            <w:r>
+              <w:rPr>
+                <w:sz w:val="18"/>
+              </w:rPr>
+              <w:t>hadolint-report-{run_number}</w:t>
+            </w:r>
+          </w:p>
+        </w:tc>
+        <w:tc>
+          <w:tcPr>
+            <w:tcW w:type="dxa" w:w="2196"/>
+            <w:shd w:val="clear" w:color="auto" w:fill="F0F4FF"/>
+          </w:tcPr>
+          <w:p>
+            <w:r>
+              <w:rPr>
+                <w:sz w:val="18"/>
+              </w:rPr>
+              <w:t>Dockerfile lint report (JSON)</w:t>
+            </w:r>
+          </w:p>
+        </w:tc>
+        <w:tc>
+          <w:tcPr>
+            <w:tcW w:type="dxa" w:w="2196"/>
+            <w:shd w:val="clear" w:color="auto" w:fill="F0F4FF"/>
+          </w:tcPr>
+          <w:p>
+            <w:r>
+              <w:rPr>
+                <w:sz w:val="18"/>
+              </w:rPr>
+              <w:t>90 days</w:t>
+            </w:r>
+          </w:p>
+        </w:tc>
+      </w:tr>
+      <w:tr>
+        <w:tc>
+          <w:tcPr>
+            <w:tcW w:type="dxa" w:w="2196"/>
+            <w:shd w:val="clear" w:color="auto" w:fill="FFFFFF"/>
+          </w:tcPr>
+          <w:p>
+            <w:r>
+              <w:rPr>
+                <w:sz w:val="18"/>
+              </w:rPr>
+              <w:t>lighthouse.yml</w:t>
+            </w:r>
+          </w:p>
+        </w:tc>
+        <w:tc>
+          <w:tcPr>
+            <w:tcW w:type="dxa" w:w="2196"/>
+            <w:shd w:val="clear" w:color="auto" w:fill="FFFFFF"/>
+          </w:tcPr>
+          <w:p>
+            <w:r>
+              <w:rPr>
+                <w:sz w:val="18"/>
+              </w:rPr>
+              <w:t>lighthouse-results</w:t>
+            </w:r>
+          </w:p>
+        </w:tc>
+        <w:tc>
+          <w:tcPr>
+            <w:tcW w:type="dxa" w:w="2196"/>
+            <w:shd w:val="clear" w:color="auto" w:fill="FFFFFF"/>
+          </w:tcPr>
+          <w:p>
+            <w:r>
+              <w:rPr>
+                <w:sz w:val="18"/>
+              </w:rPr>
+              <w:t>Performance/SEO/Accessibility HTML report</w:t>
+            </w:r>
+          </w:p>
+        </w:tc>
+        <w:tc>
+          <w:tcPr>
+            <w:tcW w:type="dxa" w:w="2196"/>
+            <w:shd w:val="clear" w:color="auto" w:fill="FFFFFF"/>
+          </w:tcPr>
+          <w:p>
+            <w:r>
+              <w:rPr>
+                <w:sz w:val="18"/>
+              </w:rPr>
+              <w:t>Default</w:t>
+            </w:r>
+          </w:p>
+        </w:tc>
+      </w:tr>
+      <w:tr>
+        <w:tc>
+          <w:tcPr>
+            <w:tcW w:type="dxa" w:w="2196"/>
+            <w:shd w:val="clear" w:color="auto" w:fill="F0F4FF"/>
+          </w:tcPr>
+          <w:p>
+            <w:r>
+              <w:rPr>
+                <w:sz w:val="18"/>
+              </w:rPr>
+              <w:t>owasp-zap.yml</w:t>
+            </w:r>
+          </w:p>
+        </w:tc>
+        <w:tc>
+          <w:tcPr>
+            <w:tcW w:type="dxa" w:w="2196"/>
+            <w:shd w:val="clear" w:color="auto" w:fill="F0F4FF"/>
+          </w:tcPr>
+          <w:p>
+            <w:r>
+              <w:rPr>
+                <w:sz w:val="18"/>
+              </w:rPr>
+              <w:t>zap-scan-results</w:t>
+            </w:r>
+          </w:p>
+        </w:tc>
+        <w:tc>
+          <w:tcPr>
+            <w:tcW w:type="dxa" w:w="2196"/>
+            <w:shd w:val="clear" w:color="auto" w:fill="F0F4FF"/>
+          </w:tcPr>
+          <w:p>
+            <w:r>
+              <w:rPr>
+                <w:sz w:val="18"/>
+              </w:rPr>
+              <w:t>Security scan report</w:t>
+            </w:r>
+          </w:p>
+        </w:tc>
+        <w:tc>
+          <w:tcPr>
+            <w:tcW w:type="dxa" w:w="2196"/>
+            <w:shd w:val="clear" w:color="auto" w:fill="F0F4FF"/>
+          </w:tcPr>
+          <w:p>
+            <w:r>
+              <w:rPr>
+                <w:sz w:val="18"/>
+              </w:rPr>
+              <w:t>Default</w:t>
+            </w:r>
+          </w:p>
+        </w:tc>
+      </w:tr>
+    </w:tbl>
+    <w:p>
+      <w:pPr>
+        <w:spacing w:before="240" w:after="80"/>
+      </w:pPr>
+      <w:r>
+        <w:rPr>
+          <w:b/>
+          <w:color w:val="008246"/>
+          <w:sz w:val="26"/>
+        </w:rPr>
+        <w:t>Artifact Download করার পদ্ধতি</w:t>
+      </w:r>
+    </w:p>
+    <w:p>
+      <w:pPr>
+        <w:pStyle w:val="ListBullet"/>
+        <w:spacing w:before="20" w:after="20"/>
+      </w:pPr>
+      <w:r>
+        <w:rPr>
+          <w:sz w:val="20"/>
+        </w:rPr>
+        <w:t>GitHub → Actions → যেকোনো workflow → run এ click করো</w:t>
+      </w:r>
+    </w:p>
+    <w:p>
+      <w:pPr>
+        <w:pStyle w:val="ListBullet"/>
+        <w:spacing w:before="20" w:after="20"/>
+      </w:pPr>
+      <w:r>
+        <w:rPr>
+          <w:sz w:val="20"/>
+        </w:rPr>
+        <w:t>নিচে Artifacts section → Download button চাপো</w:t>
+      </w:r>
+    </w:p>
+    <w:p>
+      <w:pPr>
+        <w:pStyle w:val="ListBullet"/>
+        <w:spacing w:before="20" w:after="20"/>
+      </w:pPr>
+      <w:r>
+        <w:rPr>
+          <w:sz w:val="20"/>
+        </w:rPr>
+        <w:t>ZIP file extract করো → JSON file open করো</w:t>
+      </w:r>
+    </w:p>
+    <w:p>
+      <w:pPr>
+        <w:spacing w:before="40" w:after="40"/>
+        <w:ind w:left="432"/>
+        <w:shd w:val="clear" w:color="auto" w:fill="F3E5F5"/>
+      </w:pPr>
+      <w:r>
+        <w:rPr>
+          <w:i/>
+          <w:color w:val="50008C"/>
+          <w:sz w:val="18"/>
+        </w:rPr>
+        <w:t>💡 Empty array [] মানে কোনো error নেই — এটা good result!</w:t>
+      </w:r>
+    </w:p>
+    <w:p>
+      <w:pPr>
+        <w:spacing w:before="240" w:after="80"/>
+      </w:pPr>
+      <w:r>
+        <w:rPr>
+          <w:b/>
+          <w:color w:val="008246"/>
+          <w:sz w:val="26"/>
+        </w:rPr>
+        <w:t>code-quality.yml — Artifact সহ</w:t>
+      </w:r>
+    </w:p>
+    <w:p>
+      <w:pPr>
+        <w:spacing w:before="40" w:after="40"/>
+        <w:ind w:left="432"/>
+        <w:shd w:val="clear" w:color="auto" w:fill="EEEEEE"/>
+      </w:pPr>
+      <w:r>
+        <w:rPr>
+          <w:rFonts w:ascii="Courier New" w:hAnsi="Courier New"/>
+          <w:color w:val="141414"/>
+          <w:sz w:val="18"/>
+        </w:rPr>
+        <w:t>name: Code Quality</w:t>
+        <w:br/>
+        <w:t>on:</w:t>
+        <w:br/>
+        <w:t xml:space="preserve">  push:</w:t>
+        <w:br/>
+        <w:t xml:space="preserve">    branches: [main, staging]</w:t>
+        <w:br/>
+        <w:t>jobs:</w:t>
+        <w:br/>
+        <w:t xml:space="preserve">  html-lint:</w:t>
+        <w:br/>
+        <w:t xml:space="preserve">    runs-on: ubuntu-latest</w:t>
+        <w:br/>
+        <w:t xml:space="preserve">    steps:</w:t>
+        <w:br/>
+        <w:t xml:space="preserve">      - uses: actions/checkout@v4</w:t>
+        <w:br/>
+        <w:t xml:space="preserve">      - name: Install HTMLHint</w:t>
+        <w:br/>
+        <w:t xml:space="preserve">        run: npm install -g htmlhint</w:t>
+        <w:br/>
+        <w:t xml:space="preserve">      - name: Run HTMLHint</w:t>
+        <w:br/>
+        <w:t xml:space="preserve">        run: htmlhint index.html --format json &gt; htmlhint-report.json || true</w:t>
+        <w:br/>
+        <w:t xml:space="preserve">      - name: Upload HTMLHint Report</w:t>
+        <w:br/>
+        <w:t xml:space="preserve">        uses: actions/upload-artifact@v4</w:t>
+        <w:br/>
+        <w:t xml:space="preserve">        with:</w:t>
+        <w:br/>
+        <w:t xml:space="preserve">          name: htmlhint-report-${{ github.run_number }}</w:t>
+        <w:br/>
+        <w:t xml:space="preserve">          path: htmlhint-report.json</w:t>
+        <w:br/>
+        <w:t xml:space="preserve">          retention-days: 90</w:t>
+      </w:r>
+    </w:p>
+    <w:p>
+      <w:pPr>
+        <w:spacing w:before="240" w:after="80"/>
+      </w:pPr>
+      <w:r>
+        <w:rPr>
+          <w:b/>
+          <w:color w:val="008246"/>
+          <w:sz w:val="26"/>
+        </w:rPr>
+        <w:t>dependencies-scan.yml — Artifact সহ</w:t>
+      </w:r>
+    </w:p>
+    <w:p>
+      <w:pPr>
+        <w:spacing w:before="40" w:after="40"/>
+        <w:ind w:left="432"/>
+        <w:shd w:val="clear" w:color="auto" w:fill="EEEEEE"/>
+      </w:pPr>
+      <w:r>
+        <w:rPr>
+          <w:rFonts w:ascii="Courier New" w:hAnsi="Courier New"/>
+          <w:color w:val="141414"/>
+          <w:sz w:val="18"/>
+        </w:rPr>
+        <w:t>name: Dependency Scan</w:t>
+        <w:br/>
+        <w:t>on:</w:t>
+        <w:br/>
+        <w:t xml:space="preserve">  push:</w:t>
+        <w:br/>
+        <w:t xml:space="preserve">    branches: [main, staging]</w:t>
+        <w:br/>
+        <w:t>jobs:</w:t>
+        <w:br/>
+        <w:t xml:space="preserve">  scan:</w:t>
+        <w:br/>
+        <w:t xml:space="preserve">    runs-on: ubuntu-latest</w:t>
+        <w:br/>
+        <w:t xml:space="preserve">    steps:</w:t>
+        <w:br/>
+        <w:t xml:space="preserve">      - uses: actions/checkout@v4</w:t>
+        <w:br/>
+        <w:t xml:space="preserve">      - name: Run Trivy scan</w:t>
+        <w:br/>
+        <w:t xml:space="preserve">        uses: aquasecurity/trivy-action@master</w:t>
+        <w:br/>
+        <w:t xml:space="preserve">        with:</w:t>
+        <w:br/>
+        <w:t xml:space="preserve">          image-ref: fahim017803/mdfahim.dev:latest</w:t>
+        <w:br/>
+        <w:t xml:space="preserve">          format: json</w:t>
+        <w:br/>
+        <w:t xml:space="preserve">          output: trivy-report.json</w:t>
+        <w:br/>
+        <w:t xml:space="preserve">          exit-code: 0</w:t>
+        <w:br/>
+        <w:t xml:space="preserve">      - name: Upload Trivy Report</w:t>
+        <w:br/>
+        <w:t xml:space="preserve">        uses: actions/upload-artifact@v4</w:t>
+        <w:br/>
+        <w:t xml:space="preserve">        with:</w:t>
+        <w:br/>
+        <w:t xml:space="preserve">          name: trivy-report-${{ github.run_number }}</w:t>
+        <w:br/>
+        <w:t xml:space="preserve">          path: trivy-report.json</w:t>
+        <w:br/>
+        <w:t xml:space="preserve">          retention-days: 90</w:t>
+      </w:r>
+    </w:p>
+    <w:p>
+      <w:pPr>
+        <w:spacing w:before="240" w:after="80"/>
+      </w:pPr>
+      <w:r>
+        <w:rPr>
+          <w:b/>
+          <w:color w:val="008246"/>
+          <w:sz w:val="26"/>
+        </w:rPr>
+        <w:t>docker-lint.yml — Artifact সহ</w:t>
+      </w:r>
+    </w:p>
+    <w:p>
+      <w:pPr>
+        <w:spacing w:before="40" w:after="40"/>
+        <w:ind w:left="432"/>
+        <w:shd w:val="clear" w:color="auto" w:fill="EEEEEE"/>
+      </w:pPr>
+      <w:r>
+        <w:rPr>
+          <w:rFonts w:ascii="Courier New" w:hAnsi="Courier New"/>
+          <w:color w:val="141414"/>
+          <w:sz w:val="18"/>
+        </w:rPr>
+        <w:t>name: Docker Lint</w:t>
+        <w:br/>
+        <w:t>on:</w:t>
+        <w:br/>
+        <w:t xml:space="preserve">  push:</w:t>
+        <w:br/>
+        <w:t xml:space="preserve">    branches: [main, staging]</w:t>
+        <w:br/>
+        <w:t>jobs:</w:t>
+        <w:br/>
+        <w:t xml:space="preserve">  lint:</w:t>
+        <w:br/>
+        <w:t xml:space="preserve">    runs-on: ubuntu-latest</w:t>
+        <w:br/>
+        <w:t xml:space="preserve">    steps:</w:t>
+        <w:br/>
+        <w:t xml:space="preserve">      - uses: actions/checkout@v4</w:t>
+        <w:br/>
+        <w:t xml:space="preserve">      - name: Lint Dockerfile</w:t>
+        <w:br/>
+        <w:t xml:space="preserve">        uses: hadolint/hadolint-action@v3.1.0</w:t>
+        <w:br/>
+        <w:t xml:space="preserve">        with:</w:t>
+        <w:br/>
+        <w:t xml:space="preserve">          dockerfile: dockerfile</w:t>
+        <w:br/>
+        <w:t xml:space="preserve">          format: json</w:t>
+        <w:br/>
+        <w:t xml:space="preserve">          output-file: hadolint-report.json</w:t>
+        <w:br/>
+        <w:t xml:space="preserve">          no-fail: true</w:t>
+        <w:br/>
+        <w:t xml:space="preserve">      - name: Upload Hadolint Report</w:t>
+        <w:br/>
+        <w:t xml:space="preserve">        uses: actions/upload-artifact@v4</w:t>
+        <w:br/>
+        <w:t xml:space="preserve">        with:</w:t>
+        <w:br/>
+        <w:t xml:space="preserve">          name: hadolint-report-${{ github.run_number }}</w:t>
+        <w:br/>
+        <w:t xml:space="preserve">          path: hadolint-report.json</w:t>
+        <w:br/>
+        <w:t xml:space="preserve">          retention-days: 90</w:t>
+      </w:r>
+    </w:p>
+    <w:p>
+      <w:r>
+        <w:br w:type="page"/>
+      </w:r>
+    </w:p>
+    <w:p>
+      <w:pPr>
+        <w:spacing w:before="360" w:after="120"/>
+        <w:pBdr>
+          <w:bottom w:val="single" w:sz="6" w:space="1" w:color="005AAA"/>
+        </w:pBdr>
+      </w:pPr>
+      <w:r>
+        <w:rPr>
+          <w:b/>
+          <w:color w:val="005AAA"/>
+          <w:sz w:val="36"/>
+        </w:rPr>
+        <w:t>17. Cache — Build Faster করা</w:t>
+      </w:r>
+    </w:p>
+    <w:p>
+      <w:pPr>
+        <w:spacing w:after="80"/>
+      </w:pPr>
+      <w:r>
+        <w:rPr>
+          <w:sz w:val="20"/>
+        </w:rPr>
+        <w:t>Cache মানে হলো আগের build এর Docker layers save করা — পরের build এ reuse হবে। Build time অনেক কমে যাবে।</w:t>
+      </w:r>
+    </w:p>
+    <w:p>
+      <w:pPr>
+        <w:spacing w:before="240" w:after="80"/>
+      </w:pPr>
+      <w:r>
+        <w:rPr>
+          <w:b/>
+          <w:color w:val="008246"/>
+          <w:sz w:val="26"/>
+        </w:rPr>
+        <w:t>Cache ছাড়া vs Cache সহ</w:t>
+      </w:r>
+    </w:p>
+    <w:p>
+      <w:pPr>
+        <w:spacing w:before="40" w:after="40"/>
+        <w:ind w:left="432"/>
+        <w:shd w:val="clear" w:color="auto" w:fill="EEEEEE"/>
+      </w:pPr>
+      <w:r>
+        <w:rPr>
+          <w:rFonts w:ascii="Courier New" w:hAnsi="Courier New"/>
+          <w:color w:val="141414"/>
+          <w:sz w:val="18"/>
+        </w:rPr>
+        <w:t>Cache ছাড়া:</w:t>
+        <w:br/>
+        <w:t>git push → Docker image build (সব layer নতুন করে) → 2-3 min</w:t>
+        <w:br/>
+        <w:t xml:space="preserve">                    </w:t>
+        <w:br/>
+        <w:t>Cache সহ:</w:t>
+        <w:br/>
+        <w:t>git push → Cache hit (আগের layers reuse) → 30-45 sec ✅</w:t>
+      </w:r>
+    </w:p>
+    <w:p>
+      <w:pPr>
+        <w:spacing w:before="240" w:after="80"/>
+      </w:pPr>
+      <w:r>
+        <w:rPr>
+          <w:b/>
+          <w:color w:val="008246"/>
+          <w:sz w:val="26"/>
+        </w:rPr>
+        <w:t>GitHub Actions Cache কীভাবে কাজ করে</w:t>
+      </w:r>
+    </w:p>
+    <w:p>
+      <w:pPr>
+        <w:spacing w:before="40" w:after="40"/>
+        <w:ind w:left="432"/>
+        <w:shd w:val="clear" w:color="auto" w:fill="EEEEEE"/>
+      </w:pPr>
+      <w:r>
+        <w:rPr>
+          <w:rFonts w:ascii="Courier New" w:hAnsi="Courier New"/>
+          <w:color w:val="141414"/>
+          <w:sz w:val="18"/>
+        </w:rPr>
+        <w:t>প্রথম run:</w:t>
+        <w:br/>
+        <w:t xml:space="preserve">  → Docker image build হয়</w:t>
+        <w:br/>
+        <w:t xml:space="preserve">  → সব layers GitHub Cache এ save হয়</w:t>
+        <w:br/>
+        <w:t xml:space="preserve">  → Cached: 0% (কিছু cache ছিল না)</w:t>
+        <w:br/>
+        <w:br/>
+        <w:t>পরের run:</w:t>
+        <w:br/>
+        <w:t xml:space="preserve">  → Cache থেকে layers নিয়ে আসে</w:t>
+        <w:br/>
+        <w:t xml:space="preserve">  → শুধু changed layers rebuild হয়</w:t>
+        <w:br/>
+        <w:t xml:space="preserve">  → Cached: 80-100% (অনেক faster!)</w:t>
+      </w:r>
+    </w:p>
+    <w:p>
+      <w:pPr>
+        <w:spacing w:before="40" w:after="40"/>
+        <w:ind w:left="432"/>
+        <w:shd w:val="clear" w:color="auto" w:fill="E8F5E9"/>
+      </w:pPr>
+      <w:r>
+        <w:rPr>
+          <w:i/>
+          <w:color w:val="006432"/>
+          <w:sz w:val="18"/>
+        </w:rPr>
+        <w:t>✅ আজকে প্রথম run এ Cached: 0% দেখেছিলাম — পরের run এ অনেক বেশি % দেখাবে।</w:t>
+      </w:r>
+    </w:p>
+    <w:p>
+      <w:pPr>
+        <w:spacing w:before="240" w:after="80"/>
+      </w:pPr>
+      <w:r>
+        <w:rPr>
+          <w:b/>
+          <w:color w:val="008246"/>
+          <w:sz w:val="26"/>
+        </w:rPr>
+        <w:t>Cache কোথায় দেখবে</w:t>
+      </w:r>
+    </w:p>
+    <w:p>
+      <w:pPr>
+        <w:pStyle w:val="ListBullet"/>
+        <w:spacing w:before="20" w:after="20"/>
+      </w:pPr>
+      <w:r>
+        <w:rPr>
+          <w:sz w:val="20"/>
+        </w:rPr>
+        <w:t>GitHub → Actions → বাম sidebar এ Caches menu</w:t>
+      </w:r>
+    </w:p>
+    <w:p>
+      <w:pPr>
+        <w:pStyle w:val="ListBullet"/>
+        <w:spacing w:before="20" w:after="20"/>
+      </w:pPr>
+      <w:r>
+        <w:rPr>
+          <w:sz w:val="20"/>
+        </w:rPr>
+        <w:t>অথবা: Settings → Actions → Caches</w:t>
+      </w:r>
+    </w:p>
+    <w:p>
+      <w:pPr>
+        <w:pStyle w:val="ListBullet"/>
+        <w:spacing w:before="20" w:after="20"/>
+      </w:pPr>
+      <w:r>
+        <w:rPr>
+          <w:sz w:val="20"/>
+        </w:rPr>
+        <w:t>Cache size, কতদিন আগে created, branch দেখাবে</w:t>
+      </w:r>
+    </w:p>
+    <w:p>
+      <w:pPr>
+        <w:spacing w:before="240" w:after="80"/>
+      </w:pPr>
+      <w:r>
+        <w:rPr>
+          <w:b/>
+          <w:color w:val="008246"/>
+          <w:sz w:val="26"/>
+        </w:rPr>
+        <w:t>docker-push.yml — Cache সহ (Final Version)</w:t>
+      </w:r>
+    </w:p>
+    <w:p>
+      <w:pPr>
+        <w:spacing w:before="40" w:after="40"/>
+        <w:ind w:left="432"/>
+        <w:shd w:val="clear" w:color="auto" w:fill="EEEEEE"/>
+      </w:pPr>
+      <w:r>
+        <w:rPr>
+          <w:rFonts w:ascii="Courier New" w:hAnsi="Courier New"/>
+          <w:color w:val="141414"/>
+          <w:sz w:val="18"/>
+        </w:rPr>
+        <w:t>name: docker build and push</w:t>
+        <w:br/>
+        <w:t>on:</w:t>
+        <w:br/>
+        <w:t xml:space="preserve">  push:</w:t>
+        <w:br/>
+        <w:t xml:space="preserve">    branches: [main, staging]</w:t>
+        <w:br/>
+        <w:t>jobs:</w:t>
+        <w:br/>
+        <w:t xml:space="preserve">  build-and-push:</w:t>
+        <w:br/>
+        <w:t xml:space="preserve">    runs-on: ubuntu-latest</w:t>
+        <w:br/>
+        <w:t xml:space="preserve">    steps:</w:t>
+        <w:br/>
+        <w:t xml:space="preserve">      - uses: actions/checkout@v4</w:t>
+        <w:br/>
+        <w:t xml:space="preserve">      - name: Set up Docker Buildx</w:t>
+        <w:br/>
+        <w:t xml:space="preserve">        uses: docker/setup-buildx-action@v3</w:t>
+        <w:br/>
+        <w:t xml:space="preserve">      - name: login to docker</w:t>
+        <w:br/>
+        <w:t xml:space="preserve">        uses: docker/login-action@v3</w:t>
+        <w:br/>
+        <w:t xml:space="preserve">        with:</w:t>
+        <w:br/>
+        <w:t xml:space="preserve">          username: ${{ vars.DOCKERHUB_USER }}</w:t>
+        <w:br/>
+        <w:t xml:space="preserve">          password: ${{ secrets.DOCKERHUB_TOKEN }}</w:t>
+        <w:br/>
+        <w:t xml:space="preserve">      - name: build and push</w:t>
+        <w:br/>
+        <w:t xml:space="preserve">        uses: docker/build-push-action@v6</w:t>
+        <w:br/>
+        <w:t xml:space="preserve">        with:</w:t>
+        <w:br/>
+        <w:t xml:space="preserve">          push: true</w:t>
+        <w:br/>
+        <w:t xml:space="preserve">          tags: |</w:t>
+        <w:br/>
+        <w:t xml:space="preserve">            fahim017803/mdfahim.dev:latest</w:t>
+        <w:br/>
+        <w:t xml:space="preserve">            fahim017803/mdfahim.dev:${{ github.sha }}</w:t>
+        <w:br/>
+        <w:t xml:space="preserve">          cache-from: type=gha</w:t>
+        <w:br/>
+        <w:t xml:space="preserve">          cache-to: type=gha,mode=max</w:t>
+      </w:r>
+    </w:p>
+    <w:p>
+      <w:pPr>
+        <w:spacing w:before="40" w:after="40"/>
+        <w:ind w:left="432"/>
+        <w:shd w:val="clear" w:color="auto" w:fill="F3E5F5"/>
+      </w:pPr>
+      <w:r>
+        <w:rPr>
+          <w:i/>
+          <w:color w:val="50008C"/>
+          <w:sz w:val="18"/>
+        </w:rPr>
+        <w:t>💡 cache-from: type=gha → GitHub Actions Cache থেকে নেবে</w:t>
+        <w:br/>
+        <w:t>cache-to: type=gha,mode=max → সব layers cache করবে</w:t>
+      </w:r>
+    </w:p>
+    <w:p>
+      <w:pPr>
+        <w:spacing w:before="240" w:after="80"/>
+      </w:pPr>
+      <w:r>
+        <w:rPr>
+          <w:b/>
+          <w:color w:val="008246"/>
+          <w:sz w:val="26"/>
+        </w:rPr>
+        <w:t>Cache vs Artifact — পার্থক্য</w:t>
+      </w:r>
+    </w:p>
+    <w:tbl>
+      <w:tblPr>
+        <w:tblStyle w:val="TableGrid"/>
+        <w:tblW w:type="auto" w:w="0"/>
+        <w:tblLook w:firstColumn="1" w:firstRow="1" w:lastColumn="0" w:lastRow="0" w:noHBand="0" w:noVBand="1" w:val="04A0"/>
+      </w:tblPr>
+      <w:tblGrid>
+        <w:gridCol w:w="2928"/>
+        <w:gridCol w:w="2928"/>
+        <w:gridCol w:w="2928"/>
+      </w:tblGrid>
+      <w:tr>
+        <w:tc>
+          <w:tcPr>
+            <w:tcW w:type="dxa" w:w="2928"/>
+            <w:shd w:val="clear" w:color="auto" w:fill="0064B4"/>
+          </w:tcPr>
+          <w:p>
+            <w:r>
+              <w:rPr>
+                <w:b/>
+                <w:color w:val="FFFFFF"/>
+                <w:sz w:val="18"/>
+              </w:rPr>
+              <w:t>Feature</w:t>
+            </w:r>
+          </w:p>
+        </w:tc>
+        <w:tc>
+          <w:tcPr>
+            <w:tcW w:type="dxa" w:w="2928"/>
+            <w:shd w:val="clear" w:color="auto" w:fill="0064B4"/>
+          </w:tcPr>
+          <w:p>
+            <w:r>
+              <w:rPr>
+                <w:b/>
+                <w:color w:val="FFFFFF"/>
+                <w:sz w:val="18"/>
+              </w:rPr>
+              <w:t>Cache</w:t>
+            </w:r>
+          </w:p>
+        </w:tc>
+        <w:tc>
+          <w:tcPr>
+            <w:tcW w:type="dxa" w:w="2928"/>
+            <w:shd w:val="clear" w:color="auto" w:fill="0064B4"/>
+          </w:tcPr>
+          <w:p>
+            <w:r>
+              <w:rPr>
+                <w:b/>
+                <w:color w:val="FFFFFF"/>
+                <w:sz w:val="18"/>
+              </w:rPr>
+              <w:t>Artifact</w:t>
+            </w:r>
+          </w:p>
+        </w:tc>
+      </w:tr>
+      <w:tr>
+        <w:tc>
+          <w:tcPr>
+            <w:tcW w:type="dxa" w:w="2928"/>
+            <w:shd w:val="clear" w:color="auto" w:fill="F0F4FF"/>
+          </w:tcPr>
+          <w:p>
+            <w:r>
+              <w:rPr>
+                <w:sz w:val="18"/>
+              </w:rPr>
+              <w:t>উদ্দেশ্য</w:t>
+            </w:r>
+          </w:p>
+        </w:tc>
+        <w:tc>
+          <w:tcPr>
+            <w:tcW w:type="dxa" w:w="2928"/>
+            <w:shd w:val="clear" w:color="auto" w:fill="F0F4FF"/>
+          </w:tcPr>
+          <w:p>
+            <w:r>
+              <w:rPr>
+                <w:sz w:val="18"/>
+              </w:rPr>
+              <w:t>Build faster করা</w:t>
+            </w:r>
+          </w:p>
+        </w:tc>
+        <w:tc>
+          <w:tcPr>
+            <w:tcW w:type="dxa" w:w="2928"/>
+            <w:shd w:val="clear" w:color="auto" w:fill="F0F4FF"/>
+          </w:tcPr>
+          <w:p>
+            <w:r>
+              <w:rPr>
+                <w:sz w:val="18"/>
+              </w:rPr>
+              <w:t>Output file save করা</w:t>
+            </w:r>
+          </w:p>
+        </w:tc>
+      </w:tr>
+      <w:tr>
+        <w:tc>
+          <w:tcPr>
+            <w:tcW w:type="dxa" w:w="2928"/>
+            <w:shd w:val="clear" w:color="auto" w:fill="FFFFFF"/>
+          </w:tcPr>
+          <w:p>
+            <w:r>
+              <w:rPr>
+                <w:sz w:val="18"/>
+              </w:rPr>
+              <w:t>কী store হয়</w:t>
+            </w:r>
+          </w:p>
+        </w:tc>
+        <w:tc>
+          <w:tcPr>
+            <w:tcW w:type="dxa" w:w="2928"/>
+            <w:shd w:val="clear" w:color="auto" w:fill="FFFFFF"/>
+          </w:tcPr>
+          <w:p>
+            <w:r>
+              <w:rPr>
+                <w:sz w:val="18"/>
+              </w:rPr>
+              <w:t>Docker layers, npm packages</w:t>
+            </w:r>
+          </w:p>
+        </w:tc>
+        <w:tc>
+          <w:tcPr>
+            <w:tcW w:type="dxa" w:w="2928"/>
+            <w:shd w:val="clear" w:color="auto" w:fill="FFFFFF"/>
+          </w:tcPr>
+          <w:p>
+            <w:r>
+              <w:rPr>
+                <w:sz w:val="18"/>
+              </w:rPr>
+              <w:t>Reports, logs, build files</w:t>
+            </w:r>
+          </w:p>
+        </w:tc>
+      </w:tr>
+      <w:tr>
+        <w:tc>
+          <w:tcPr>
+            <w:tcW w:type="dxa" w:w="2928"/>
+            <w:shd w:val="clear" w:color="auto" w:fill="F0F4FF"/>
+          </w:tcPr>
+          <w:p>
+            <w:r>
+              <w:rPr>
+                <w:sz w:val="18"/>
+              </w:rPr>
+              <w:t>কে use করে</w:t>
+            </w:r>
+          </w:p>
+        </w:tc>
+        <w:tc>
+          <w:tcPr>
+            <w:tcW w:type="dxa" w:w="2928"/>
+            <w:shd w:val="clear" w:color="auto" w:fill="F0F4FF"/>
+          </w:tcPr>
+          <w:p>
+            <w:r>
+              <w:rPr>
+                <w:sz w:val="18"/>
+              </w:rPr>
+              <w:t>Build process</w:t>
+            </w:r>
+          </w:p>
+        </w:tc>
+        <w:tc>
+          <w:tcPr>
+            <w:tcW w:type="dxa" w:w="2928"/>
+            <w:shd w:val="clear" w:color="auto" w:fill="F0F4FF"/>
+          </w:tcPr>
+          <w:p>
+            <w:r>
+              <w:rPr>
+                <w:sz w:val="18"/>
+              </w:rPr>
+              <w:t>Developer (download করে)</w:t>
+            </w:r>
+          </w:p>
+        </w:tc>
+      </w:tr>
+      <w:tr>
+        <w:tc>
+          <w:tcPr>
+            <w:tcW w:type="dxa" w:w="2928"/>
+            <w:shd w:val="clear" w:color="auto" w:fill="FFFFFF"/>
+          </w:tcPr>
+          <w:p>
+            <w:r>
+              <w:rPr>
+                <w:sz w:val="18"/>
+              </w:rPr>
+              <w:t>Retention</w:t>
+            </w:r>
+          </w:p>
+        </w:tc>
+        <w:tc>
+          <w:tcPr>
+            <w:tcW w:type="dxa" w:w="2928"/>
+            <w:shd w:val="clear" w:color="auto" w:fill="FFFFFF"/>
+          </w:tcPr>
+          <w:p>
+            <w:r>
+              <w:rPr>
+                <w:sz w:val="18"/>
+              </w:rPr>
+              <w:t>Last used থেকে 7 days</w:t>
+            </w:r>
+          </w:p>
+        </w:tc>
+        <w:tc>
+          <w:tcPr>
+            <w:tcW w:type="dxa" w:w="2928"/>
+            <w:shd w:val="clear" w:color="auto" w:fill="FFFFFF"/>
+          </w:tcPr>
+          <w:p>
+            <w:r>
+              <w:rPr>
+                <w:sz w:val="18"/>
+              </w:rPr>
+              <w:t>আমরা 90 days set করেছি</w:t>
+            </w:r>
+          </w:p>
+        </w:tc>
+      </w:tr>
+      <w:tr>
+        <w:tc>
+          <w:tcPr>
+            <w:tcW w:type="dxa" w:w="2928"/>
+            <w:shd w:val="clear" w:color="auto" w:fill="F0F4FF"/>
+          </w:tcPr>
+          <w:p>
+            <w:r>
+              <w:rPr>
+                <w:sz w:val="18"/>
+              </w:rPr>
+              <w:t>Example</w:t>
+            </w:r>
+          </w:p>
+        </w:tc>
+        <w:tc>
+          <w:tcPr>
+            <w:tcW w:type="dxa" w:w="2928"/>
+            <w:shd w:val="clear" w:color="auto" w:fill="F0F4FF"/>
+          </w:tcPr>
+          <w:p>
+            <w:r>
+              <w:rPr>
+                <w:sz w:val="18"/>
+              </w:rPr>
+              <w:t>Docker layer cache</w:t>
+            </w:r>
+          </w:p>
+        </w:tc>
+        <w:tc>
+          <w:tcPr>
+            <w:tcW w:type="dxa" w:w="2928"/>
+            <w:shd w:val="clear" w:color="auto" w:fill="F0F4FF"/>
+          </w:tcPr>
+          <w:p>
+            <w:r>
+              <w:rPr>
+                <w:sz w:val="18"/>
+              </w:rPr>
+              <w:t>HTMLHint report, Trivy report</w:t>
+            </w:r>
+          </w:p>
+        </w:tc>
+      </w:tr>
+    </w:tbl>
     <w:sectPr>
       <w:pgSz w:w="12240" w:h="15840"/>
       <w:pgMar w:top="1440" w:right="1728" w:bottom="1440" w:left="1728" w:header="720" w:footer="720" w:gutter="0"/>
